--- a/reports/w2/E1_W02_bao_cao_cong_viec.docx
+++ b/reports/w2/E1_W02_bao_cao_cong_viec.docx
@@ -157,7 +157,7 @@
               <w:rPr>
                 <w:sz w:val="17"/>
               </w:rPr>
-              <w:t>Pull Request W2 evidence (review chéo)</w:t>
+              <w:t>Pull Request W2 evidence</w:t>
             </w:r>
           </w:p>
         </w:tc>
@@ -181,7 +181,23 @@
               <w:rPr>
                 <w:sz w:val="17"/>
               </w:rPr>
-              <w:t xml:space="preserve"> — reviewer: An</w:t>
+              <w:t xml:space="preserve"> (dữ liệu, audit, split, ADR); </w:t>
+            </w:r>
+            <w:hyperlink r:id="rId12">
+              <w:r>
+                <w:rPr>
+                  <w:color w:val="0563C1"/>
+                  <w:u w:val="single"/>
+                  <w:sz w:val="17"/>
+                </w:rPr>
+                <w:t xml:space="preserve">PR #14</w:t>
+              </w:r>
+            </w:hyperlink>
+            <w:r>
+              <w:rPr>
+                <w:sz w:val="17"/>
+              </w:rPr>
+              <w:t xml:space="preserve"> (báo cáo, version v0.2) — đều đã merge</w:t>
             </w:r>
           </w:p>
         </w:tc>
@@ -197,7 +213,7 @@
               <w:rPr>
                 <w:sz w:val="17"/>
               </w:rPr>
-              <w:t>Commit SHA (PR #13)</w:t>
+              <w:t>Commit SHA</w:t>
             </w:r>
           </w:p>
         </w:tc>
@@ -207,7 +223,13 @@
           </w:tcPr>
           <w:p>
             <w:r/>
-            <w:hyperlink r:id="rId12">
+            <w:r>
+              <w:rPr>
+                <w:sz w:val="17"/>
+              </w:rPr>
+              <w:t xml:space="preserve">PR #13: </w:t>
+            </w:r>
+            <w:hyperlink r:id="rId13">
               <w:r>
                 <w:rPr>
                   <w:color w:val="0563C1"/>
@@ -223,7 +245,7 @@
               </w:rPr>
               <w:t xml:space="preserve">, </w:t>
             </w:r>
-            <w:hyperlink r:id="rId13">
+            <w:hyperlink r:id="rId14">
               <w:r>
                 <w:rPr>
                   <w:color w:val="0563C1"/>
@@ -239,7 +261,7 @@
               </w:rPr>
               <w:t xml:space="preserve">, </w:t>
             </w:r>
-            <w:hyperlink r:id="rId14">
+            <w:hyperlink r:id="rId15">
               <w:r>
                 <w:rPr>
                   <w:color w:val="0563C1"/>
@@ -255,7 +277,7 @@
               </w:rPr>
               <w:t xml:space="preserve">, </w:t>
             </w:r>
-            <w:hyperlink r:id="rId15">
+            <w:hyperlink r:id="rId16">
               <w:r>
                 <w:rPr>
                   <w:color w:val="0563C1"/>
@@ -271,7 +293,7 @@
               </w:rPr>
               <w:t xml:space="preserve">, </w:t>
             </w:r>
-            <w:hyperlink r:id="rId16">
+            <w:hyperlink r:id="rId17">
               <w:r>
                 <w:rPr>
                   <w:color w:val="0563C1"/>
@@ -287,7 +309,7 @@
               </w:rPr>
               <w:t xml:space="preserve">, </w:t>
             </w:r>
-            <w:hyperlink r:id="rId17">
+            <w:hyperlink r:id="rId18">
               <w:r>
                 <w:rPr>
                   <w:color w:val="0563C1"/>
@@ -303,7 +325,7 @@
               </w:rPr>
               <w:t xml:space="preserve">, </w:t>
             </w:r>
-            <w:hyperlink r:id="rId18">
+            <w:hyperlink r:id="rId19">
               <w:r>
                 <w:rPr>
                   <w:color w:val="0563C1"/>
@@ -319,7 +341,7 @@
               </w:rPr>
               <w:t xml:space="preserve">, </w:t>
             </w:r>
-            <w:hyperlink r:id="rId19">
+            <w:hyperlink r:id="rId20">
               <w:r>
                 <w:rPr>
                   <w:color w:val="0563C1"/>
@@ -329,6 +351,52 @@
                 <w:t xml:space="preserve">48c8a04</w:t>
               </w:r>
             </w:hyperlink>
+            <w:r>
+              <w:rPr>
+                <w:sz w:val="17"/>
+              </w:rPr>
+              <w:t xml:space="preserve">; PR #14: </w:t>
+            </w:r>
+            <w:hyperlink r:id="rId21">
+              <w:r>
+                <w:rPr>
+                  <w:color w:val="0563C1"/>
+                  <w:u w:val="single"/>
+                  <w:sz w:val="17"/>
+                </w:rPr>
+                <w:t xml:space="preserve">32682ff</w:t>
+              </w:r>
+            </w:hyperlink>
+          </w:p>
+        </w:tc>
+      </w:tr>
+      <w:tr>
+        <w:tc>
+          <w:tcPr>
+            <w:tcW w:type="dxa" w:w="3685"/>
+          </w:tcPr>
+          <w:p>
+            <w:r/>
+            <w:r>
+              <w:rPr>
+                <w:sz w:val="17"/>
+              </w:rPr>
+              <w:t>Review chéo</w:t>
+            </w:r>
+          </w:p>
+        </w:tc>
+        <w:tc>
+          <w:tcPr>
+            <w:tcW w:type="dxa" w:w="6180"/>
+          </w:tcPr>
+          <w:p>
+            <w:r/>
+            <w:r>
+              <w:rPr>
+                <w:sz w:val="17"/>
+              </w:rPr>
+              <w:t>Tuần W2 chưa có review chéo trên GitHub: PR #13, #14 do Quang merge. Đã bật bảo vệ nhánh main; từ W3 mọi PR cần An approve trước khi merge.</w:t>
+            </w:r>
           </w:p>
         </w:tc>
       </w:tr>
@@ -451,7 +519,7 @@
                 <w:b/>
                 <w:sz w:val="17"/>
               </w:rPr>
-              <w:t>Review chéo</w:t>
+              <w:t>Reviewer dự kiến</w:t>
             </w:r>
           </w:p>
         </w:tc>
@@ -1503,7 +1571,7 @@
     </w:p>
     <w:sectPr>
       <w:pgSz w:w="11906" w:h="16838"/>
-      <w:pgMar w:top="850" w:right="1020" w:bottom="850" w:left="1020" w:header="720" w:footer="720" w:gutter="0"/>
+      <w:pgMar w:top="624" w:right="1020" w:bottom="624" w:left="1020" w:header="720" w:footer="720" w:gutter="0"/>
       <w:cols w:space="720"/>
       <w:docGrid w:linePitch="360"/>
     </w:sectPr>
